--- a/docs/antigas/Lista03-2026.docx
+++ b/docs/antigas/Lista03-2026.docx
@@ -810,7 +810,6 @@
                                 <w:sz w:val="44"/>
                               </w:rPr>
                             </w:pPr>
-                            <w:proofErr w:type="spellStart"/>
                             <w:r>
                               <w:rPr>
                                 <w:b/>
@@ -819,7 +818,6 @@
                               </w:rPr>
                               <w:t>unesp</w:t>
                             </w:r>
-                            <w:proofErr w:type="spellEnd"/>
                           </w:p>
                         </w:txbxContent>
                       </wps:txbx>
@@ -908,18 +906,6 @@
     </w:p>
     <w:p>
       <w:pPr>
-        <w:tabs>
-          <w:tab w:val="left" w:pos="426"/>
-        </w:tabs>
-        <w:spacing w:after="120"/>
-        <w:jc w:val="both"/>
-        <w:rPr>
-          <w:rFonts w:ascii="Book Antiqua" w:hAnsi="Book Antiqua"/>
-        </w:rPr>
-      </w:pPr>
-    </w:p>
-    <w:p>
-      <w:pPr>
         <w:pStyle w:val="Corpodetexto21"/>
         <w:numPr>
           <w:ilvl w:val="0"/>
@@ -1773,7 +1759,7 @@
           <v:shape id="_x0000_i1025" type="#_x0000_t75" style="width:17.65pt;height:17.65pt" o:ole="" fillcolor="window">
             <v:imagedata r:id="rId5" o:title=""/>
           </v:shape>
-          <o:OLEObject Type="Embed" ProgID="Equation.2" ShapeID="_x0000_i1025" DrawAspect="Content" ObjectID="_1849703557" r:id="rId6"/>
+          <o:OLEObject Type="Embed" ProgID="Equation.2" ShapeID="_x0000_i1025" DrawAspect="Content" ObjectID="_1850901267" r:id="rId6"/>
         </w:object>
       </w:r>
       <w:r>
@@ -1795,7 +1781,7 @@
           <v:shape id="_x0000_i1026" type="#_x0000_t75" style="width:16.8pt;height:17.65pt" o:ole="" fillcolor="window">
             <v:imagedata r:id="rId7" o:title=""/>
           </v:shape>
-          <o:OLEObject Type="Embed" ProgID="Equation.2" ShapeID="_x0000_i1026" DrawAspect="Content" ObjectID="_1849703558" r:id="rId8"/>
+          <o:OLEObject Type="Embed" ProgID="Equation.2" ShapeID="_x0000_i1026" DrawAspect="Content" ObjectID="_1850901268" r:id="rId8"/>
         </w:object>
       </w:r>
       <w:r>
@@ -1834,7 +1820,7 @@
           <v:shape id="_x0000_i1027" type="#_x0000_t75" style="width:17.65pt;height:17.65pt" o:ole="" fillcolor="window">
             <v:imagedata r:id="rId9" o:title=""/>
           </v:shape>
-          <o:OLEObject Type="Embed" ProgID="Equation.2" ShapeID="_x0000_i1027" DrawAspect="Content" ObjectID="_1849703559" r:id="rId10"/>
+          <o:OLEObject Type="Embed" ProgID="Equation.2" ShapeID="_x0000_i1027" DrawAspect="Content" ObjectID="_1850901269" r:id="rId10"/>
         </w:object>
       </w:r>
       <w:r>
@@ -1848,7 +1834,7 @@
           <v:shape id="_x0000_i1028" type="#_x0000_t75" style="width:28.25pt;height:17.65pt" o:ole="" fillcolor="window">
             <v:imagedata r:id="rId11" o:title=""/>
           </v:shape>
-          <o:OLEObject Type="Embed" ProgID="Equation.2" ShapeID="_x0000_i1028" DrawAspect="Content" ObjectID="_1849703560" r:id="rId12"/>
+          <o:OLEObject Type="Embed" ProgID="Equation.2" ShapeID="_x0000_i1028" DrawAspect="Content" ObjectID="_1850901270" r:id="rId12"/>
         </w:object>
       </w:r>
       <w:r>
@@ -2595,7 +2581,7 @@
           <w:rFonts w:ascii="Book Antiqua" w:hAnsi="Book Antiqua"/>
           <w:szCs w:val="20"/>
         </w:rPr>
-        <w:t>) Dois métodos de memorização estão sendo testados para determinar qual produz melhor retenção.  Dezoito estudantes são incluídos no estudo.  O teste de memorização é dado a todos os estudantes e os seguintes "scores" são obtidos:</w:t>
+        <w:t>) Dois métodos de memorização estão sendo testados para determinar qual produz melhor retenção.  Dezoito estudantes são incluídos no estudo. O teste de memorização é dado a todos os estudantes e os seguintes "scores" são obtidos:</w:t>
       </w:r>
     </w:p>
     <w:tbl>
